--- a/docs/Viewer-Product-Technical-Architecture.docx
+++ b/docs/Viewer-Product-Technical-Architecture.docx
@@ -443,9 +443,14 @@
             </w:pPr>
             <w:r>
               <w:rPr>
+                <w:rFonts w:ascii="Calibri" w:cs="Calibri" w:eastAsia="Calibri" w:hAnsi="Calibri"/>
                 <w:b/>
                 <w:bCs/>
-              </w:rPr>
+                <w:color w:val="0F7A83"/>
+                <w:sz w:val="19"/>
+                <w:szCs w:val="19"/>
+              </w:rPr>
+              <w:t xml:space="preserve">HOST CDE</w:t>
             </w:r>
           </w:p>
         </w:tc>
@@ -473,9 +478,14 @@
             </w:pPr>
             <w:r>
               <w:rPr>
+                <w:rFonts w:ascii="Calibri" w:cs="Calibri" w:eastAsia="Calibri" w:hAnsi="Calibri"/>
                 <w:b/>
                 <w:bCs/>
-              </w:rPr>
+                <w:color w:val="5F6875"/>
+                <w:sz w:val="19"/>
+                <w:szCs w:val="19"/>
+              </w:rPr>
+              <w:t xml:space="preserve">EXCHANGE</w:t>
             </w:r>
           </w:p>
         </w:tc>
@@ -503,9 +513,14 @@
             </w:pPr>
             <w:r>
               <w:rPr>
+                <w:rFonts w:ascii="Calibri" w:cs="Calibri" w:eastAsia="Calibri" w:hAnsi="Calibri"/>
                 <w:b/>
                 <w:bCs/>
-              </w:rPr>
+                <w:color w:val="5F6875"/>
+                <w:sz w:val="19"/>
+                <w:szCs w:val="19"/>
+              </w:rPr>
+              <w:t xml:space="preserve">VIEWER PRODUCT</w:t>
             </w:r>
           </w:p>
         </w:tc>
@@ -891,9 +906,14 @@
             </w:pPr>
             <w:r>
               <w:rPr>
+                <w:rFonts w:ascii="Calibri" w:cs="Calibri" w:eastAsia="Calibri" w:hAnsi="Calibri"/>
                 <w:b/>
                 <w:bCs/>
-              </w:rPr>
+                <w:color w:val="0F7A83"/>
+                <w:sz w:val="19"/>
+                <w:szCs w:val="19"/>
+              </w:rPr>
+              <w:t xml:space="preserve">3.  hand over the document  →</w:t>
             </w:r>
           </w:p>
           <w:p>
@@ -903,9 +923,14 @@
             </w:pPr>
             <w:r>
               <w:rPr>
+                <w:rFonts w:ascii="Calibri" w:cs="Calibri" w:eastAsia="Calibri" w:hAnsi="Calibri"/>
                 <w:b/>
                 <w:bCs/>
-              </w:rPr>
+                <w:color w:val="0F7A83"/>
+                <w:sz w:val="19"/>
+                <w:szCs w:val="19"/>
+              </w:rPr>
+              <w:t xml:space="preserve">✓  BUILT</w:t>
             </w:r>
           </w:p>
           <w:p>
@@ -915,9 +940,14 @@
             </w:pPr>
             <w:r>
               <w:rPr>
+                <w:rFonts w:ascii="Calibri" w:cs="Calibri" w:eastAsia="Calibri" w:hAnsi="Calibri"/>
                 <w:b/>
                 <w:bCs/>
-              </w:rPr>
+                <w:color w:val="0F7A83"/>
+                <w:sz w:val="19"/>
+                <w:szCs w:val="19"/>
+              </w:rPr>
+              <w:t xml:space="preserve">POST /api/conversions</w:t>
             </w:r>
           </w:p>
         </w:tc>
@@ -1312,9 +1342,14 @@
             </w:pPr>
             <w:r>
               <w:rPr>
+                <w:rFonts w:ascii="Calibri" w:cs="Calibri" w:eastAsia="Calibri" w:hAnsi="Calibri"/>
                 <w:b/>
                 <w:bCs/>
-              </w:rPr>
+                <w:color w:val="1B2027"/>
+                <w:sz w:val="19"/>
+                <w:szCs w:val="19"/>
+              </w:rPr>
+              <w:t xml:space="preserve">Assertion</w:t>
             </w:r>
           </w:p>
         </w:tc>
@@ -1341,9 +1376,14 @@
             </w:pPr>
             <w:r>
               <w:rPr>
+                <w:rFonts w:ascii="Calibri" w:cs="Calibri" w:eastAsia="Calibri" w:hAnsi="Calibri"/>
                 <w:b/>
                 <w:bCs/>
-              </w:rPr>
+                <w:color w:val="1B2027"/>
+                <w:sz w:val="19"/>
+                <w:szCs w:val="19"/>
+              </w:rPr>
+              <w:t xml:space="preserve">Why it exists</w:t>
             </w:r>
           </w:p>
         </w:tc>
@@ -1879,9 +1919,14 @@
             </w:pPr>
             <w:r>
               <w:rPr>
+                <w:rFonts w:ascii="Calibri" w:cs="Calibri" w:eastAsia="Calibri" w:hAnsi="Calibri"/>
                 <w:b/>
                 <w:bCs/>
-              </w:rPr>
+                <w:color w:val="1B2027"/>
+                <w:sz w:val="19"/>
+                <w:szCs w:val="19"/>
+              </w:rPr>
+              <w:t xml:space="preserve">Service</w:t>
             </w:r>
           </w:p>
         </w:tc>
@@ -1908,9 +1953,14 @@
             </w:pPr>
             <w:r>
               <w:rPr>
+                <w:rFonts w:ascii="Calibri" w:cs="Calibri" w:eastAsia="Calibri" w:hAnsi="Calibri"/>
                 <w:b/>
                 <w:bCs/>
-              </w:rPr>
+                <w:color w:val="1B2027"/>
+                <w:sz w:val="19"/>
+                <w:szCs w:val="19"/>
+              </w:rPr>
+              <w:t xml:space="preserve">Lines</w:t>
             </w:r>
           </w:p>
         </w:tc>
@@ -1937,9 +1987,14 @@
             </w:pPr>
             <w:r>
               <w:rPr>
+                <w:rFonts w:ascii="Calibri" w:cs="Calibri" w:eastAsia="Calibri" w:hAnsi="Calibri"/>
                 <w:b/>
                 <w:bCs/>
-              </w:rPr>
+                <w:color w:val="1B2027"/>
+                <w:sz w:val="19"/>
+                <w:szCs w:val="19"/>
+              </w:rPr>
+              <w:t xml:space="preserve">Responsibility</w:t>
             </w:r>
           </w:p>
         </w:tc>
@@ -3476,9 +3531,46 @@
             </w:pPr>
             <w:r>
               <w:rPr>
+                <w:rFonts w:ascii="Calibri" w:cs="Calibri" w:eastAsia="Calibri" w:hAnsi="Calibri"/>
+                <w:color w:val="1B2027"/>
+                <w:sz w:val="19"/>
+                <w:szCs w:val="19"/>
+              </w:rPr>
+              <w:t xml:space="preserve"/>
+            </w:r>
+          </w:p>
+        </w:tc>
+        <w:tc>
+          <w:tcPr>
+            <w:tcW w:type="dxa" w:w="3673"/>
+            <w:tcBorders>
+              <w:top w:val="single" w:color="D9D7D1" w:sz="4"/>
+              <w:left w:val="single" w:color="D9D7D1" w:sz="4"/>
+              <w:bottom w:val="single" w:color="D9D7D1" w:sz="4"/>
+              <w:right w:val="single" w:color="D9D7D1" w:sz="4"/>
+            </w:tcBorders>
+            <w:shd w:fill="F2F1EE" w:color="auto" w:val="clear"/>
+            <w:tcMar>
+              <w:top w:type="dxa" w:w="90"/>
+              <w:left w:type="dxa" w:w="120"/>
+              <w:bottom w:type="dxa" w:w="90"/>
+              <w:right w:type="dxa" w:w="120"/>
+            </w:tcMar>
+          </w:tcPr>
+          <w:p>
+            <w:pPr>
+              <w:spacing w:after="40" w:line="240"/>
+            </w:pPr>
+            <w:r>
+              <w:rPr>
+                <w:rFonts w:ascii="Calibri" w:cs="Calibri" w:eastAsia="Calibri" w:hAnsi="Calibri"/>
                 <w:b/>
                 <w:bCs/>
-              </w:rPr>
+                <w:color w:val="1B2027"/>
+                <w:sz w:val="19"/>
+                <w:szCs w:val="19"/>
+              </w:rPr>
+              <w:t xml:space="preserve">LibreDWG dwg2dxf</w:t>
             </w:r>
           </w:p>
         </w:tc>
@@ -3505,38 +3597,115 @@
             </w:pPr>
             <w:r>
               <w:rPr>
+                <w:rFonts w:ascii="Calibri" w:cs="Calibri" w:eastAsia="Calibri" w:hAnsi="Calibri"/>
                 <w:b/>
                 <w:bCs/>
-              </w:rPr>
-            </w:r>
-          </w:p>
-        </w:tc>
-        <w:tc>
-          <w:tcPr>
-            <w:tcW w:type="dxa" w:w="3673"/>
-            <w:tcBorders>
-              <w:top w:val="single" w:color="D9D7D1" w:sz="4"/>
-              <w:left w:val="single" w:color="D9D7D1" w:sz="4"/>
-              <w:bottom w:val="single" w:color="D9D7D1" w:sz="4"/>
-              <w:right w:val="single" w:color="D9D7D1" w:sz="4"/>
-            </w:tcBorders>
-            <w:shd w:fill="F2F1EE" w:color="auto" w:val="clear"/>
-            <w:tcMar>
-              <w:top w:type="dxa" w:w="90"/>
-              <w:left w:type="dxa" w:w="120"/>
-              <w:bottom w:type="dxa" w:w="90"/>
-              <w:right w:type="dxa" w:w="120"/>
-            </w:tcMar>
-          </w:tcPr>
-          <w:p>
-            <w:pPr>
-              <w:spacing w:after="40" w:line="240"/>
-            </w:pPr>
-            <w:r>
-              <w:rPr>
+                <w:color w:val="1B2027"/>
+                <w:sz w:val="19"/>
+                <w:szCs w:val="19"/>
+              </w:rPr>
+              <w:t xml:space="preserve">ODA File Converter</w:t>
+            </w:r>
+          </w:p>
+        </w:tc>
+      </w:tr>
+      <w:tr>
+        <w:tc>
+          <w:tcPr>
+            <w:tcW w:type="dxa" w:w="2400"/>
+            <w:tcBorders>
+              <w:top w:val="single" w:color="D9D7D1" w:sz="4"/>
+              <w:left w:val="single" w:color="D9D7D1" w:sz="4"/>
+              <w:bottom w:val="single" w:color="D9D7D1" w:sz="4"/>
+              <w:right w:val="single" w:color="D9D7D1" w:sz="4"/>
+            </w:tcBorders>
+            <w:tcMar>
+              <w:top w:type="dxa" w:w="90"/>
+              <w:left w:type="dxa" w:w="120"/>
+              <w:bottom w:type="dxa" w:w="90"/>
+              <w:right w:type="dxa" w:w="120"/>
+            </w:tcMar>
+          </w:tcPr>
+          <w:p>
+            <w:pPr>
+              <w:spacing w:after="40" w:line="240"/>
+            </w:pPr>
+            <w:r>
+              <w:rPr>
+                <w:rFonts w:ascii="Calibri" w:cs="Calibri" w:eastAsia="Calibri" w:hAnsi="Calibri"/>
                 <w:b/>
                 <w:bCs/>
-              </w:rPr>
+                <w:color w:val="1B2027"/>
+                <w:sz w:val="19"/>
+                <w:szCs w:val="19"/>
+              </w:rPr>
+              <w:t xml:space="preserve">Licence</w:t>
+            </w:r>
+          </w:p>
+        </w:tc>
+        <w:tc>
+          <w:tcPr>
+            <w:tcW w:type="dxa" w:w="3673"/>
+            <w:tcBorders>
+              <w:top w:val="single" w:color="D9D7D1" w:sz="4"/>
+              <w:left w:val="single" w:color="D9D7D1" w:sz="4"/>
+              <w:bottom w:val="single" w:color="D9D7D1" w:sz="4"/>
+              <w:right w:val="single" w:color="D9D7D1" w:sz="4"/>
+            </w:tcBorders>
+            <w:tcMar>
+              <w:top w:type="dxa" w:w="90"/>
+              <w:left w:type="dxa" w:w="120"/>
+              <w:bottom w:type="dxa" w:w="90"/>
+              <w:right w:type="dxa" w:w="120"/>
+            </w:tcMar>
+          </w:tcPr>
+          <w:p>
+            <w:pPr>
+              <w:spacing w:after="40" w:line="240"/>
+            </w:pPr>
+            <w:r>
+              <w:rPr>
+                <w:rFonts w:ascii="Calibri" w:cs="Calibri" w:eastAsia="Calibri" w:hAnsi="Calibri"/>
+                <w:b w:val="false"/>
+                <w:bCs w:val="false"/>
+                <w:color w:val="1B2027"/>
+                <w:sz w:val="19"/>
+                <w:szCs w:val="19"/>
+              </w:rPr>
+              <w:t xml:space="preserve">GPL-3.0</w:t>
+            </w:r>
+          </w:p>
+        </w:tc>
+        <w:tc>
+          <w:tcPr>
+            <w:tcW w:type="dxa" w:w="3673"/>
+            <w:tcBorders>
+              <w:top w:val="single" w:color="D9D7D1" w:sz="4"/>
+              <w:left w:val="single" w:color="D9D7D1" w:sz="4"/>
+              <w:bottom w:val="single" w:color="D9D7D1" w:sz="4"/>
+              <w:right w:val="single" w:color="D9D7D1" w:sz="4"/>
+            </w:tcBorders>
+            <w:tcMar>
+              <w:top w:type="dxa" w:w="90"/>
+              <w:left w:type="dxa" w:w="120"/>
+              <w:bottom w:type="dxa" w:w="90"/>
+              <w:right w:type="dxa" w:w="120"/>
+            </w:tcMar>
+          </w:tcPr>
+          <w:p>
+            <w:pPr>
+              <w:spacing w:after="40" w:line="240"/>
+            </w:pPr>
+            <w:r>
+              <w:rPr>
+                <w:rFonts w:ascii="Calibri" w:cs="Calibri" w:eastAsia="Calibri" w:hAnsi="Calibri"/>
+                <w:b w:val="false"/>
+                <w:bCs w:val="false"/>
+                <w:color w:val="1B2027"/>
+                <w:sz w:val="19"/>
+                <w:szCs w:val="19"/>
+              </w:rPr>
+              <w:t xml:space="preserve">Proprietary</w:t>
             </w:r>
           </w:p>
         </w:tc>
@@ -3564,9 +3733,14 @@
             </w:pPr>
             <w:r>
               <w:rPr>
+                <w:rFonts w:ascii="Calibri" w:cs="Calibri" w:eastAsia="Calibri" w:hAnsi="Calibri"/>
                 <w:b/>
                 <w:bCs/>
-              </w:rPr>
+                <w:color w:val="1B2027"/>
+                <w:sz w:val="19"/>
+                <w:szCs w:val="19"/>
+              </w:rPr>
+              <w:t xml:space="preserve">In the image</w:t>
             </w:r>
           </w:p>
         </w:tc>
@@ -3599,7 +3773,7 @@
                 <w:sz w:val="19"/>
                 <w:szCs w:val="19"/>
               </w:rPr>
-              <w:t xml:space="preserve">GPL-3.0</w:t>
+              <w:t xml:space="preserve">Yes</w:t>
             </w:r>
           </w:p>
         </w:tc>
@@ -3632,7 +3806,7 @@
                 <w:sz w:val="19"/>
                 <w:szCs w:val="19"/>
               </w:rPr>
-              <w:t xml:space="preserve">Proprietary</w:t>
+              <w:t xml:space="preserve">No</w:t>
             </w:r>
           </w:p>
         </w:tc>
@@ -3660,105 +3834,14 @@
             </w:pPr>
             <w:r>
               <w:rPr>
+                <w:rFonts w:ascii="Calibri" w:cs="Calibri" w:eastAsia="Calibri" w:hAnsi="Calibri"/>
                 <w:b/>
                 <w:bCs/>
-              </w:rPr>
-            </w:r>
-          </w:p>
-        </w:tc>
-        <w:tc>
-          <w:tcPr>
-            <w:tcW w:type="dxa" w:w="3673"/>
-            <w:tcBorders>
-              <w:top w:val="single" w:color="D9D7D1" w:sz="4"/>
-              <w:left w:val="single" w:color="D9D7D1" w:sz="4"/>
-              <w:bottom w:val="single" w:color="D9D7D1" w:sz="4"/>
-              <w:right w:val="single" w:color="D9D7D1" w:sz="4"/>
-            </w:tcBorders>
-            <w:tcMar>
-              <w:top w:type="dxa" w:w="90"/>
-              <w:left w:type="dxa" w:w="120"/>
-              <w:bottom w:type="dxa" w:w="90"/>
-              <w:right w:type="dxa" w:w="120"/>
-            </w:tcMar>
-          </w:tcPr>
-          <w:p>
-            <w:pPr>
-              <w:spacing w:after="40" w:line="240"/>
-            </w:pPr>
-            <w:r>
-              <w:rPr>
-                <w:rFonts w:ascii="Calibri" w:cs="Calibri" w:eastAsia="Calibri" w:hAnsi="Calibri"/>
-                <w:b w:val="false"/>
-                <w:bCs w:val="false"/>
-                <w:color w:val="1B2027"/>
-                <w:sz w:val="19"/>
-                <w:szCs w:val="19"/>
-              </w:rPr>
-              <w:t xml:space="preserve">Yes</w:t>
-            </w:r>
-          </w:p>
-        </w:tc>
-        <w:tc>
-          <w:tcPr>
-            <w:tcW w:type="dxa" w:w="3673"/>
-            <w:tcBorders>
-              <w:top w:val="single" w:color="D9D7D1" w:sz="4"/>
-              <w:left w:val="single" w:color="D9D7D1" w:sz="4"/>
-              <w:bottom w:val="single" w:color="D9D7D1" w:sz="4"/>
-              <w:right w:val="single" w:color="D9D7D1" w:sz="4"/>
-            </w:tcBorders>
-            <w:tcMar>
-              <w:top w:type="dxa" w:w="90"/>
-              <w:left w:type="dxa" w:w="120"/>
-              <w:bottom w:type="dxa" w:w="90"/>
-              <w:right w:type="dxa" w:w="120"/>
-            </w:tcMar>
-          </w:tcPr>
-          <w:p>
-            <w:pPr>
-              <w:spacing w:after="40" w:line="240"/>
-            </w:pPr>
-            <w:r>
-              <w:rPr>
-                <w:rFonts w:ascii="Calibri" w:cs="Calibri" w:eastAsia="Calibri" w:hAnsi="Calibri"/>
-                <w:b w:val="false"/>
-                <w:bCs w:val="false"/>
-                <w:color w:val="1B2027"/>
-                <w:sz w:val="19"/>
-                <w:szCs w:val="19"/>
-              </w:rPr>
-              <w:t xml:space="preserve">No</w:t>
-            </w:r>
-          </w:p>
-        </w:tc>
-      </w:tr>
-      <w:tr>
-        <w:tc>
-          <w:tcPr>
-            <w:tcW w:type="dxa" w:w="2400"/>
-            <w:tcBorders>
-              <w:top w:val="single" w:color="D9D7D1" w:sz="4"/>
-              <w:left w:val="single" w:color="D9D7D1" w:sz="4"/>
-              <w:bottom w:val="single" w:color="D9D7D1" w:sz="4"/>
-              <w:right w:val="single" w:color="D9D7D1" w:sz="4"/>
-            </w:tcBorders>
-            <w:tcMar>
-              <w:top w:type="dxa" w:w="90"/>
-              <w:left w:type="dxa" w:w="120"/>
-              <w:bottom w:type="dxa" w:w="90"/>
-              <w:right w:type="dxa" w:w="120"/>
-            </w:tcMar>
-          </w:tcPr>
-          <w:p>
-            <w:pPr>
-              <w:spacing w:after="40" w:line="240"/>
-            </w:pPr>
-            <w:r>
-              <w:rPr>
-                <w:b/>
-                <w:bCs/>
-              </w:rPr>
+                <w:color w:val="1B2027"/>
+                <w:sz w:val="19"/>
+                <w:szCs w:val="19"/>
+              </w:rPr>
+              <w:t xml:space="preserve">The problem</w:t>
             </w:r>
           </w:p>
         </w:tc>
@@ -4046,9 +4129,14 @@
             </w:pPr>
             <w:r>
               <w:rPr>
+                <w:rFonts w:ascii="Calibri" w:cs="Calibri" w:eastAsia="Calibri" w:hAnsi="Calibri"/>
                 <w:b/>
                 <w:bCs/>
-              </w:rPr>
+                <w:color w:val="1B2027"/>
+                <w:sz w:val="19"/>
+                <w:szCs w:val="19"/>
+              </w:rPr>
+              <w:t xml:space="preserve">#</w:t>
             </w:r>
           </w:p>
         </w:tc>
@@ -4075,9 +4163,14 @@
             </w:pPr>
             <w:r>
               <w:rPr>
+                <w:rFonts w:ascii="Calibri" w:cs="Calibri" w:eastAsia="Calibri" w:hAnsi="Calibri"/>
                 <w:b/>
                 <w:bCs/>
-              </w:rPr>
+                <w:color w:val="1B2027"/>
+                <w:sz w:val="19"/>
+                <w:szCs w:val="19"/>
+              </w:rPr>
+              <w:t xml:space="preserve">STAGE</w:t>
             </w:r>
           </w:p>
         </w:tc>
@@ -4104,9 +4197,14 @@
             </w:pPr>
             <w:r>
               <w:rPr>
+                <w:rFonts w:ascii="Calibri" w:cs="Calibri" w:eastAsia="Calibri" w:hAnsi="Calibri"/>
                 <w:b/>
                 <w:bCs/>
-              </w:rPr>
+                <w:color w:val="1B2027"/>
+                <w:sz w:val="19"/>
+                <w:szCs w:val="19"/>
+              </w:rPr>
+              <w:t xml:space="preserve">WHAT HAPPENS</w:t>
             </w:r>
           </w:p>
         </w:tc>
@@ -4136,9 +4234,14 @@
             </w:pPr>
             <w:r>
               <w:rPr>
+                <w:rFonts w:ascii="Calibri" w:cs="Calibri" w:eastAsia="Calibri" w:hAnsi="Calibri"/>
                 <w:b/>
                 <w:bCs/>
-              </w:rPr>
+                <w:color w:val="0F7A83"/>
+                <w:sz w:val="19"/>
+                <w:szCs w:val="19"/>
+              </w:rPr>
+              <w:t xml:space="preserve">1</w:t>
             </w:r>
           </w:p>
         </w:tc>
@@ -4165,9 +4268,14 @@
             </w:pPr>
             <w:r>
               <w:rPr>
+                <w:rFonts w:ascii="Calibri" w:cs="Calibri" w:eastAsia="Calibri" w:hAnsi="Calibri"/>
                 <w:b/>
                 <w:bCs/>
-              </w:rPr>
+                <w:color w:val="1B2027"/>
+                <w:sz w:val="19"/>
+                <w:szCs w:val="19"/>
+              </w:rPr>
+              <w:t xml:space="preserve">Host mints a link</w:t>
             </w:r>
           </w:p>
         </w:tc>
@@ -4230,9 +4338,14 @@
             </w:pPr>
             <w:r>
               <w:rPr>
+                <w:rFonts w:ascii="Calibri" w:cs="Calibri" w:eastAsia="Calibri" w:hAnsi="Calibri"/>
                 <w:b/>
                 <w:bCs/>
-              </w:rPr>
+                <w:color w:val="0F7A83"/>
+                <w:sz w:val="19"/>
+                <w:szCs w:val="19"/>
+              </w:rPr>
+              <w:t xml:space="preserve">2</w:t>
             </w:r>
           </w:p>
         </w:tc>
@@ -4258,9 +4371,14 @@
             </w:pPr>
             <w:r>
               <w:rPr>
+                <w:rFonts w:ascii="Calibri" w:cs="Calibri" w:eastAsia="Calibri" w:hAnsi="Calibri"/>
                 <w:b/>
                 <w:bCs/>
-              </w:rPr>
+                <w:color w:val="1B2027"/>
+                <w:sz w:val="19"/>
+                <w:szCs w:val="19"/>
+              </w:rPr>
+              <w:t xml:space="preserve">Submit</w:t>
             </w:r>
           </w:p>
         </w:tc>
@@ -4322,9 +4440,14 @@
             </w:pPr>
             <w:r>
               <w:rPr>
+                <w:rFonts w:ascii="Calibri" w:cs="Calibri" w:eastAsia="Calibri" w:hAnsi="Calibri"/>
                 <w:b/>
                 <w:bCs/>
-              </w:rPr>
+                <w:color w:val="0F7A83"/>
+                <w:sz w:val="19"/>
+                <w:szCs w:val="19"/>
+              </w:rPr>
+              <w:t xml:space="preserve">3</w:t>
             </w:r>
           </w:p>
         </w:tc>
@@ -4350,9 +4473,14 @@
             </w:pPr>
             <w:r>
               <w:rPr>
+                <w:rFonts w:ascii="Calibri" w:cs="Calibri" w:eastAsia="Calibri" w:hAnsi="Calibri"/>
                 <w:b/>
                 <w:bCs/>
-              </w:rPr>
+                <w:color w:val="1B2027"/>
+                <w:sz w:val="19"/>
+                <w:szCs w:val="19"/>
+              </w:rPr>
+              <w:t xml:space="preserve">Destination policy</w:t>
             </w:r>
           </w:p>
         </w:tc>
@@ -4414,9 +4542,14 @@
             </w:pPr>
             <w:r>
               <w:rPr>
+                <w:rFonts w:ascii="Calibri" w:cs="Calibri" w:eastAsia="Calibri" w:hAnsi="Calibri"/>
                 <w:b/>
                 <w:bCs/>
-              </w:rPr>
+                <w:color w:val="0F7A83"/>
+                <w:sz w:val="19"/>
+                <w:szCs w:val="19"/>
+              </w:rPr>
+              <w:t xml:space="preserve">4</w:t>
             </w:r>
           </w:p>
         </w:tc>
@@ -4442,9 +4575,14 @@
             </w:pPr>
             <w:r>
               <w:rPr>
+                <w:rFonts w:ascii="Calibri" w:cs="Calibri" w:eastAsia="Calibri" w:hAnsi="Calibri"/>
                 <w:b/>
                 <w:bCs/>
-              </w:rPr>
+                <w:color w:val="1B2027"/>
+                <w:sz w:val="19"/>
+                <w:szCs w:val="19"/>
+              </w:rPr>
+              <w:t xml:space="preserve">Bounded fetch</w:t>
             </w:r>
           </w:p>
         </w:tc>
@@ -4506,9 +4644,14 @@
             </w:pPr>
             <w:r>
               <w:rPr>
+                <w:rFonts w:ascii="Calibri" w:cs="Calibri" w:eastAsia="Calibri" w:hAnsi="Calibri"/>
                 <w:b/>
                 <w:bCs/>
-              </w:rPr>
+                <w:color w:val="0F7A83"/>
+                <w:sz w:val="19"/>
+                <w:szCs w:val="19"/>
+              </w:rPr>
+              <w:t xml:space="preserve">5</w:t>
             </w:r>
           </w:p>
         </w:tc>
@@ -4534,9 +4677,14 @@
             </w:pPr>
             <w:r>
               <w:rPr>
+                <w:rFonts w:ascii="Calibri" w:cs="Calibri" w:eastAsia="Calibri" w:hAnsi="Calibri"/>
                 <w:b/>
                 <w:bCs/>
-              </w:rPr>
+                <w:color w:val="1B2027"/>
+                <w:sz w:val="19"/>
+                <w:szCs w:val="19"/>
+              </w:rPr>
+              <w:t xml:space="preserve">Quarantine + scan</w:t>
             </w:r>
           </w:p>
         </w:tc>
@@ -4598,9 +4746,14 @@
             </w:pPr>
             <w:r>
               <w:rPr>
+                <w:rFonts w:ascii="Calibri" w:cs="Calibri" w:eastAsia="Calibri" w:hAnsi="Calibri"/>
                 <w:b/>
                 <w:bCs/>
-              </w:rPr>
+                <w:color w:val="0F7A83"/>
+                <w:sz w:val="19"/>
+                <w:szCs w:val="19"/>
+              </w:rPr>
+              <w:t xml:space="preserve">6</w:t>
             </w:r>
           </w:p>
         </w:tc>
@@ -4626,9 +4779,14 @@
             </w:pPr>
             <w:r>
               <w:rPr>
+                <w:rFonts w:ascii="Calibri" w:cs="Calibri" w:eastAsia="Calibri" w:hAnsi="Calibri"/>
                 <w:b/>
                 <w:bCs/>
-              </w:rPr>
+                <w:color w:val="1B2027"/>
+                <w:sz w:val="19"/>
+                <w:szCs w:val="19"/>
+              </w:rPr>
+              <w:t xml:space="preserve">Convert</w:t>
             </w:r>
           </w:p>
         </w:tc>
@@ -4691,9 +4849,14 @@
             </w:pPr>
             <w:r>
               <w:rPr>
+                <w:rFonts w:ascii="Calibri" w:cs="Calibri" w:eastAsia="Calibri" w:hAnsi="Calibri"/>
                 <w:b/>
                 <w:bCs/>
-              </w:rPr>
+                <w:color w:val="0F7A83"/>
+                <w:sz w:val="19"/>
+                <w:szCs w:val="19"/>
+              </w:rPr>
+              <w:t xml:space="preserve">7</w:t>
             </w:r>
           </w:p>
         </w:tc>
@@ -4720,9 +4883,14 @@
             </w:pPr>
             <w:r>
               <w:rPr>
+                <w:rFonts w:ascii="Calibri" w:cs="Calibri" w:eastAsia="Calibri" w:hAnsi="Calibri"/>
                 <w:b/>
                 <w:bCs/>
-              </w:rPr>
+                <w:color w:val="1B2027"/>
+                <w:sz w:val="19"/>
+                <w:szCs w:val="19"/>
+              </w:rPr>
+              <w:t xml:space="preserve">Poll</w:t>
             </w:r>
           </w:p>
         </w:tc>
@@ -4786,9 +4954,14 @@
             </w:pPr>
             <w:r>
               <w:rPr>
+                <w:rFonts w:ascii="Calibri" w:cs="Calibri" w:eastAsia="Calibri" w:hAnsi="Calibri"/>
                 <w:b/>
                 <w:bCs/>
-              </w:rPr>
+                <w:color w:val="0F7A83"/>
+                <w:sz w:val="19"/>
+                <w:szCs w:val="19"/>
+              </w:rPr>
+              <w:t xml:space="preserve">8</w:t>
             </w:r>
           </w:p>
         </w:tc>
@@ -4815,9 +4988,14 @@
             </w:pPr>
             <w:r>
               <w:rPr>
+                <w:rFonts w:ascii="Calibri" w:cs="Calibri" w:eastAsia="Calibri" w:hAnsi="Calibri"/>
                 <w:b/>
                 <w:bCs/>
-              </w:rPr>
+                <w:color w:val="1B2027"/>
+                <w:sz w:val="19"/>
+                <w:szCs w:val="19"/>
+              </w:rPr>
+              <w:t xml:space="preserve">Collect</w:t>
             </w:r>
           </w:p>
         </w:tc>
@@ -5494,9 +5672,14 @@
             </w:pPr>
             <w:r>
               <w:rPr>
+                <w:rFonts w:ascii="Calibri" w:cs="Calibri" w:eastAsia="Calibri" w:hAnsi="Calibri"/>
                 <w:b/>
                 <w:bCs/>
-              </w:rPr>
+                <w:color w:val="1B2027"/>
+                <w:sz w:val="19"/>
+                <w:szCs w:val="19"/>
+              </w:rPr>
+              <w:t xml:space="preserve">Control</w:t>
             </w:r>
           </w:p>
         </w:tc>
@@ -5523,9 +5706,14 @@
             </w:pPr>
             <w:r>
               <w:rPr>
+                <w:rFonts w:ascii="Calibri" w:cs="Calibri" w:eastAsia="Calibri" w:hAnsi="Calibri"/>
                 <w:b/>
                 <w:bCs/>
-              </w:rPr>
+                <w:color w:val="1B2027"/>
+                <w:sz w:val="19"/>
+                <w:szCs w:val="19"/>
+              </w:rPr>
+              <w:t xml:space="preserve">Where it lives now</w:t>
             </w:r>
           </w:p>
         </w:tc>
@@ -5552,9 +5740,14 @@
             </w:pPr>
             <w:r>
               <w:rPr>
+                <w:rFonts w:ascii="Calibri" w:cs="Calibri" w:eastAsia="Calibri" w:hAnsi="Calibri"/>
                 <w:b/>
                 <w:bCs/>
-              </w:rPr>
+                <w:color w:val="1B2027"/>
+                <w:sz w:val="19"/>
+                <w:szCs w:val="19"/>
+              </w:rPr>
+              <w:t xml:space="preserve">Where it must live</w:t>
             </w:r>
           </w:p>
         </w:tc>
@@ -6591,9 +6784,14 @@
             </w:pPr>
             <w:r>
               <w:rPr>
+                <w:rFonts w:ascii="Calibri" w:cs="Calibri" w:eastAsia="Calibri" w:hAnsi="Calibri"/>
                 <w:b/>
                 <w:bCs/>
-              </w:rPr>
+                <w:color w:val="C4342A"/>
+                <w:sz w:val="19"/>
+                <w:szCs w:val="19"/>
+              </w:rPr>
+              <w:t xml:space="preserve">TODAY</w:t>
             </w:r>
           </w:p>
         </w:tc>
@@ -6621,9 +6819,14 @@
             </w:pPr>
             <w:r>
               <w:rPr>
+                <w:rFonts w:ascii="Calibri" w:cs="Calibri" w:eastAsia="Calibri" w:hAnsi="Calibri"/>
                 <w:b/>
                 <w:bCs/>
-              </w:rPr>
+                <w:color w:val="0F7A83"/>
+                <w:sz w:val="19"/>
+                <w:szCs w:val="19"/>
+              </w:rPr>
+              <w:t xml:space="preserve">NEEDED</w:t>
             </w:r>
           </w:p>
         </w:tc>
@@ -6758,9 +6961,14 @@
             </w:pPr>
             <w:r>
               <w:rPr>
+                <w:rFonts w:ascii="Calibri" w:cs="Calibri" w:eastAsia="Calibri" w:hAnsi="Calibri"/>
                 <w:b/>
                 <w:bCs/>
-              </w:rPr>
+                <w:color w:val="C4342A"/>
+                <w:sz w:val="19"/>
+                <w:szCs w:val="19"/>
+              </w:rPr>
+              <w:t xml:space="preserve">↓   blocked</w:t>
             </w:r>
           </w:p>
         </w:tc>
@@ -6787,9 +6995,14 @@
             </w:pPr>
             <w:r>
               <w:rPr>
+                <w:rFonts w:ascii="Calibri" w:cs="Calibri" w:eastAsia="Calibri" w:hAnsi="Calibri"/>
                 <w:b/>
                 <w:bCs/>
-              </w:rPr>
+                <w:color w:val="0F7A83"/>
+                <w:sz w:val="19"/>
+                <w:szCs w:val="19"/>
+              </w:rPr>
+              <w:t xml:space="preserve">↓</w:t>
             </w:r>
           </w:p>
         </w:tc>
@@ -6922,9 +7135,14 @@
             </w:pPr>
             <w:r>
               <w:rPr>
+                <w:rFonts w:ascii="Calibri" w:cs="Calibri" w:eastAsia="Calibri" w:hAnsi="Calibri"/>
                 <w:b/>
                 <w:bCs/>
-              </w:rPr>
+                <w:color w:val="C4342A"/>
+                <w:sz w:val="19"/>
+                <w:szCs w:val="19"/>
+              </w:rPr>
+              <w:t xml:space="preserve">↓</w:t>
             </w:r>
           </w:p>
         </w:tc>
@@ -6951,9 +7169,14 @@
             </w:pPr>
             <w:r>
               <w:rPr>
+                <w:rFonts w:ascii="Calibri" w:cs="Calibri" w:eastAsia="Calibri" w:hAnsi="Calibri"/>
                 <w:b/>
                 <w:bCs/>
-              </w:rPr>
+                <w:color w:val="0F7A83"/>
+                <w:sz w:val="19"/>
+                <w:szCs w:val="19"/>
+              </w:rPr>
+              <w:t xml:space="preserve">↓</w:t>
             </w:r>
           </w:p>
         </w:tc>
